--- a/hin/docx/030.content.docx
+++ b/hin/docx/030.content.docx
@@ -874,7 +874,7 @@
         <w:rPr>
           <w:lang w:val="hi_IN" w:bidi="hi_IN"/>
         </w:rPr>
-        <w:t>भूख से मरती गाय</w:t>
+        <w:t>भीतरी कमरा</w:t>
       </w:r>
       <w:r>
         <w:rPr>
@@ -910,7 +910,7 @@
       <w:r>
         <w:drawing>
           <wp:inline xmlns:a="http://schemas.openxmlformats.org/drawingml/2006/main" xmlns:pic="http://schemas.openxmlformats.org/drawingml/2006/picture">
-            <wp:extent cx="6096000" cy="4565904"/>
+            <wp:extent cx="6096000" cy="4066032"/>
             <wp:docPr id="7" name="Picture 7"/>
             <wp:cNvGraphicFramePr>
               <a:graphicFrameLocks noChangeAspect="1"/>
@@ -931,7 +931,7 @@
                   <pic:spPr>
                     <a:xfrm>
                       <a:off x="0" y="0"/>
-                      <a:ext cx="6096000" cy="4565904"/>
+                      <a:ext cx="6096000" cy="4066032"/>
                     </a:xfrm>
                     <a:prstGeom prst="rect"/>
                   </pic:spPr>
@@ -1024,7 +1024,7 @@
       <w:r>
         <w:drawing>
           <wp:inline xmlns:a="http://schemas.openxmlformats.org/drawingml/2006/main" xmlns:pic="http://schemas.openxmlformats.org/drawingml/2006/picture">
-            <wp:extent cx="6096000" cy="2877312"/>
+            <wp:extent cx="6096000" cy="4565904"/>
             <wp:docPr id="8" name="Picture 8"/>
             <wp:cNvGraphicFramePr>
               <a:graphicFrameLocks noChangeAspect="1"/>
@@ -1045,7 +1045,7 @@
                   <pic:spPr>
                     <a:xfrm>
                       <a:off x="0" y="0"/>
-                      <a:ext cx="6096000" cy="2877312"/>
+                      <a:ext cx="6096000" cy="4565904"/>
                     </a:xfrm>
                     <a:prstGeom prst="rect"/>
                   </pic:spPr>
@@ -1102,7 +1102,7 @@
         <w:rPr>
           <w:lang w:val="hi_IN" w:bidi="hi_IN"/>
         </w:rPr>
-        <w:t>भूमध्य सागर में मालवाहक जहाज</w:t>
+        <w:t>भूख से मरती गाय</w:t>
       </w:r>
       <w:r>
         <w:rPr>
@@ -1138,7 +1138,7 @@
       <w:r>
         <w:drawing>
           <wp:inline xmlns:a="http://schemas.openxmlformats.org/drawingml/2006/main" xmlns:pic="http://schemas.openxmlformats.org/drawingml/2006/picture">
-            <wp:extent cx="6096000" cy="3413760"/>
+            <wp:extent cx="6096000" cy="2877312"/>
             <wp:docPr id="9" name="Picture 9"/>
             <wp:cNvGraphicFramePr>
               <a:graphicFrameLocks noChangeAspect="1"/>
@@ -1159,7 +1159,7 @@
                   <pic:spPr>
                     <a:xfrm>
                       <a:off x="0" y="0"/>
-                      <a:ext cx="6096000" cy="3413760"/>
+                      <a:ext cx="6096000" cy="2877312"/>
                     </a:xfrm>
                     <a:prstGeom prst="rect"/>
                   </pic:spPr>
@@ -1252,7 +1252,7 @@
       <w:r>
         <w:drawing>
           <wp:inline xmlns:a="http://schemas.openxmlformats.org/drawingml/2006/main" xmlns:pic="http://schemas.openxmlformats.org/drawingml/2006/picture">
-            <wp:extent cx="6096000" cy="6457627"/>
+            <wp:extent cx="6096000" cy="3413760"/>
             <wp:docPr id="10" name="Picture 10"/>
             <wp:cNvGraphicFramePr>
               <a:graphicFrameLocks noChangeAspect="1"/>
@@ -1273,7 +1273,7 @@
                   <pic:spPr>
                     <a:xfrm>
                       <a:off x="0" y="0"/>
-                      <a:ext cx="6096000" cy="6457627"/>
+                      <a:ext cx="6096000" cy="3413760"/>
                     </a:xfrm>
                     <a:prstGeom prst="rect"/>
                   </pic:spPr>
@@ -1330,7 +1330,7 @@
         <w:rPr>
           <w:lang w:val="hi_IN" w:bidi="hi_IN"/>
         </w:rPr>
-        <w:t>भेड़</w:t>
+        <w:t>भूमध्य सागर में मालवाहक जहाज</w:t>
       </w:r>
       <w:r>
         <w:rPr>
@@ -1366,7 +1366,7 @@
       <w:r>
         <w:drawing>
           <wp:inline xmlns:a="http://schemas.openxmlformats.org/drawingml/2006/main" xmlns:pic="http://schemas.openxmlformats.org/drawingml/2006/picture">
-            <wp:extent cx="6096000" cy="4066032"/>
+            <wp:extent cx="6096000" cy="6457627"/>
             <wp:docPr id="11" name="Picture 11"/>
             <wp:cNvGraphicFramePr>
               <a:graphicFrameLocks noChangeAspect="1"/>
@@ -1387,7 +1387,7 @@
                   <pic:spPr>
                     <a:xfrm>
                       <a:off x="0" y="0"/>
-                      <a:ext cx="6096000" cy="4066032"/>
+                      <a:ext cx="6096000" cy="6457627"/>
                     </a:xfrm>
                     <a:prstGeom prst="rect"/>
                   </pic:spPr>
@@ -1594,7 +1594,7 @@
       <w:r>
         <w:drawing>
           <wp:inline xmlns:a="http://schemas.openxmlformats.org/drawingml/2006/main" xmlns:pic="http://schemas.openxmlformats.org/drawingml/2006/picture">
-            <wp:extent cx="6096000" cy="4096512"/>
+            <wp:extent cx="6096000" cy="4066032"/>
             <wp:docPr id="13" name="Picture 13"/>
             <wp:cNvGraphicFramePr>
               <a:graphicFrameLocks noChangeAspect="1"/>
@@ -1615,7 +1615,7 @@
                   <pic:spPr>
                     <a:xfrm>
                       <a:off x="0" y="0"/>
-                      <a:ext cx="6096000" cy="4096512"/>
+                      <a:ext cx="6096000" cy="4066032"/>
                     </a:xfrm>
                     <a:prstGeom prst="rect"/>
                   </pic:spPr>
@@ -1672,7 +1672,7 @@
         <w:rPr>
           <w:lang w:val="hi_IN" w:bidi="hi_IN"/>
         </w:rPr>
-        <w:t>भेड़ और बकरी</w:t>
+        <w:t>भेड़</w:t>
       </w:r>
       <w:r>
         <w:rPr>
@@ -1708,7 +1708,7 @@
       <w:r>
         <w:drawing>
           <wp:inline xmlns:a="http://schemas.openxmlformats.org/drawingml/2006/main" xmlns:pic="http://schemas.openxmlformats.org/drawingml/2006/picture">
-            <wp:extent cx="6096000" cy="4572000"/>
+            <wp:extent cx="6096000" cy="4096512"/>
             <wp:docPr id="14" name="Picture 14"/>
             <wp:cNvGraphicFramePr>
               <a:graphicFrameLocks noChangeAspect="1"/>
@@ -1729,7 +1729,7 @@
                   <pic:spPr>
                     <a:xfrm>
                       <a:off x="0" y="0"/>
-                      <a:ext cx="6096000" cy="4572000"/>
+                      <a:ext cx="6096000" cy="4096512"/>
                     </a:xfrm>
                     <a:prstGeom prst="rect"/>
                   </pic:spPr>
@@ -1822,7 +1822,7 @@
       <w:r>
         <w:drawing>
           <wp:inline xmlns:a="http://schemas.openxmlformats.org/drawingml/2006/main" xmlns:pic="http://schemas.openxmlformats.org/drawingml/2006/picture">
-            <wp:extent cx="6096000" cy="4651248"/>
+            <wp:extent cx="6096000" cy="4572000"/>
             <wp:docPr id="15" name="Picture 15"/>
             <wp:cNvGraphicFramePr>
               <a:graphicFrameLocks noChangeAspect="1"/>
@@ -1843,7 +1843,7 @@
                   <pic:spPr>
                     <a:xfrm>
                       <a:off x="0" y="0"/>
-                      <a:ext cx="6096000" cy="4651248"/>
+                      <a:ext cx="6096000" cy="4572000"/>
                     </a:xfrm>
                     <a:prstGeom prst="rect"/>
                   </pic:spPr>
@@ -1900,7 +1900,7 @@
         <w:rPr>
           <w:lang w:val="hi_IN" w:bidi="hi_IN"/>
         </w:rPr>
-        <w:t>भेड़ और भेड़िया</w:t>
+        <w:t>भेड़ और बकरी</w:t>
       </w:r>
       <w:r>
         <w:rPr>
@@ -1936,7 +1936,7 @@
       <w:r>
         <w:drawing>
           <wp:inline xmlns:a="http://schemas.openxmlformats.org/drawingml/2006/main" xmlns:pic="http://schemas.openxmlformats.org/drawingml/2006/picture">
-            <wp:extent cx="6096000" cy="6096000"/>
+            <wp:extent cx="6096000" cy="4651248"/>
             <wp:docPr id="16" name="Picture 16"/>
             <wp:cNvGraphicFramePr>
               <a:graphicFrameLocks noChangeAspect="1"/>
@@ -1957,7 +1957,7 @@
                   <pic:spPr>
                     <a:xfrm>
                       <a:off x="0" y="0"/>
-                      <a:ext cx="6096000" cy="6096000"/>
+                      <a:ext cx="6096000" cy="4651248"/>
                     </a:xfrm>
                     <a:prstGeom prst="rect"/>
                   </pic:spPr>
@@ -2242,7 +2242,7 @@
         <w:rPr>
           <w:lang w:val="hi_IN" w:bidi="hi_IN"/>
         </w:rPr>
-        <w:t>भेड़ और मेम्ना</w:t>
+        <w:t>भेड़ और भेड़िया</w:t>
       </w:r>
       <w:r>
         <w:rPr>
@@ -2278,7 +2278,7 @@
       <w:r>
         <w:drawing>
           <wp:inline xmlns:a="http://schemas.openxmlformats.org/drawingml/2006/main" xmlns:pic="http://schemas.openxmlformats.org/drawingml/2006/picture">
-            <wp:extent cx="6096000" cy="4066032"/>
+            <wp:extent cx="6096000" cy="6096000"/>
             <wp:docPr id="19" name="Picture 19"/>
             <wp:cNvGraphicFramePr>
               <a:graphicFrameLocks noChangeAspect="1"/>
@@ -2299,7 +2299,7 @@
                   <pic:spPr>
                     <a:xfrm>
                       <a:off x="0" y="0"/>
-                      <a:ext cx="6096000" cy="4066032"/>
+                      <a:ext cx="6096000" cy="6096000"/>
                     </a:xfrm>
                     <a:prstGeom prst="rect"/>
                   </pic:spPr>
@@ -2584,7 +2584,7 @@
         <w:rPr>
           <w:lang w:val="hi_IN" w:bidi="hi_IN"/>
         </w:rPr>
-        <w:t>भेड़िया</w:t>
+        <w:t>भेड़ और मेम्ना</w:t>
       </w:r>
       <w:r>
         <w:rPr>
@@ -2620,7 +2620,7 @@
       <w:r>
         <w:drawing>
           <wp:inline xmlns:a="http://schemas.openxmlformats.org/drawingml/2006/main" xmlns:pic="http://schemas.openxmlformats.org/drawingml/2006/picture">
-            <wp:extent cx="6096000" cy="5931408"/>
+            <wp:extent cx="6096000" cy="4066032"/>
             <wp:docPr id="22" name="Picture 22"/>
             <wp:cNvGraphicFramePr>
               <a:graphicFrameLocks noChangeAspect="1"/>
@@ -2641,7 +2641,7 @@
                   <pic:spPr>
                     <a:xfrm>
                       <a:off x="0" y="0"/>
-                      <a:ext cx="6096000" cy="5931408"/>
+                      <a:ext cx="6096000" cy="4066032"/>
                     </a:xfrm>
                     <a:prstGeom prst="rect"/>
                   </pic:spPr>
@@ -2698,7 +2698,7 @@
         <w:rPr>
           <w:lang w:val="hi_IN" w:bidi="hi_IN"/>
         </w:rPr>
-        <w:t>भेड़ों की ऊन कतरने की प्रक्रिया</w:t>
+        <w:t>भेड़िया</w:t>
       </w:r>
       <w:r>
         <w:rPr>
@@ -2734,7 +2734,7 @@
       <w:r>
         <w:drawing>
           <wp:inline xmlns:a="http://schemas.openxmlformats.org/drawingml/2006/main" xmlns:pic="http://schemas.openxmlformats.org/drawingml/2006/picture">
-            <wp:extent cx="6096000" cy="8128000"/>
+            <wp:extent cx="6096000" cy="5931408"/>
             <wp:docPr id="23" name="Picture 23"/>
             <wp:cNvGraphicFramePr>
               <a:graphicFrameLocks noChangeAspect="1"/>
@@ -2755,7 +2755,7 @@
                   <pic:spPr>
                     <a:xfrm>
                       <a:off x="0" y="0"/>
-                      <a:ext cx="6096000" cy="8128000"/>
+                      <a:ext cx="6096000" cy="5931408"/>
                     </a:xfrm>
                     <a:prstGeom prst="rect"/>
                   </pic:spPr>
@@ -2848,7 +2848,7 @@
       <w:r>
         <w:drawing>
           <wp:inline xmlns:a="http://schemas.openxmlformats.org/drawingml/2006/main" xmlns:pic="http://schemas.openxmlformats.org/drawingml/2006/picture">
-            <wp:extent cx="6096000" cy="4572000"/>
+            <wp:extent cx="6096000" cy="8128000"/>
             <wp:docPr id="24" name="Picture 24"/>
             <wp:cNvGraphicFramePr>
               <a:graphicFrameLocks noChangeAspect="1"/>
@@ -2869,7 +2869,7 @@
                   <pic:spPr>
                     <a:xfrm>
                       <a:off x="0" y="0"/>
-                      <a:ext cx="6096000" cy="4572000"/>
+                      <a:ext cx="6096000" cy="8128000"/>
                     </a:xfrm>
                     <a:prstGeom prst="rect"/>
                   </pic:spPr>
@@ -3040,7 +3040,7 @@
         <w:rPr>
           <w:lang w:val="hi_IN" w:bidi="hi_IN"/>
         </w:rPr>
-        <w:t>भोजन करने के लिए मेज</w:t>
+        <w:t>भेड़ों की ऊन कतरने की प्रक्रिया</w:t>
       </w:r>
       <w:r>
         <w:rPr>
@@ -3076,7 +3076,7 @@
       <w:r>
         <w:drawing>
           <wp:inline xmlns:a="http://schemas.openxmlformats.org/drawingml/2006/main" xmlns:pic="http://schemas.openxmlformats.org/drawingml/2006/picture">
-            <wp:extent cx="6096000" cy="6096000"/>
+            <wp:extent cx="6096000" cy="4572000"/>
             <wp:docPr id="26" name="Picture 26"/>
             <wp:cNvGraphicFramePr>
               <a:graphicFrameLocks noChangeAspect="1"/>
@@ -3097,7 +3097,7 @@
                   <pic:spPr>
                     <a:xfrm>
                       <a:off x="0" y="0"/>
-                      <a:ext cx="6096000" cy="6096000"/>
+                      <a:ext cx="6096000" cy="4572000"/>
                     </a:xfrm>
                     <a:prstGeom prst="rect"/>
                   </pic:spPr>
@@ -3230,6 +3230,120 @@
         </w:rPr>
       </w:r>
       <w:hyperlink r:id="rId66">
+        <w:r>
+          <w:rPr>
+            <w:lang w:val="hi_IN" w:bidi="hi_IN"/>
+          </w:rPr>
+          <w:rPr>
+            <w:color w:val="0000EE"/>
+            <w:u w:val="single"/>
+          </w:rPr>
+          <w:t>link</w:t>
+        </w:r>
+      </w:hyperlink>
+      <w:r>
+        <w:rPr>
+          <w:lang w:val="hi_IN" w:bidi="hi_IN"/>
+        </w:rPr>
+      </w:r>
+      <w:r>
+        <w:rPr>
+          <w:lang w:val="hi_IN" w:bidi="hi_IN"/>
+        </w:rPr>
+      </w:r>
+    </w:p>
+    <w:p>
+      <w:pPr/>
+      <w:r>
+        <w:rPr>
+          <w:lang w:val="hi_IN" w:bidi="hi_IN"/>
+        </w:rPr>
+      </w:r>
+    </w:p>
+    <w:p>
+      <w:pPr>
+        <w:pStyle w:val="Heading2"/>
+      </w:pPr>
+      <w:r>
+        <w:rPr>
+          <w:lang w:val="hi_IN" w:bidi="hi_IN"/>
+        </w:rPr>
+        <w:t>भोजन करने के लिए मेज</w:t>
+      </w:r>
+      <w:r>
+        <w:rPr>
+          <w:lang w:val="hi_IN" w:bidi="hi_IN"/>
+        </w:rPr>
+      </w:r>
+    </w:p>
+    <w:p>
+      <w:pPr>
+        <w:pStyle w:val="Heading4"/>
+      </w:pPr>
+      <w:r>
+        <w:rPr>
+          <w:lang w:val="hi_IN" w:bidi="hi_IN"/>
+        </w:rPr>
+        <w:t>Image Content</w:t>
+      </w:r>
+      <w:r>
+        <w:rPr>
+          <w:lang w:val="hi_IN" w:bidi="hi_IN"/>
+        </w:rPr>
+      </w:r>
+    </w:p>
+    <w:p>
+      <w:pPr/>
+      <w:r>
+        <w:rPr>
+          <w:lang w:val="hi_IN" w:bidi="hi_IN"/>
+        </w:rPr>
+      </w:r>
+    </w:p>
+    <w:p>
+      <w:r>
+        <w:drawing>
+          <wp:inline xmlns:a="http://schemas.openxmlformats.org/drawingml/2006/main" xmlns:pic="http://schemas.openxmlformats.org/drawingml/2006/picture">
+            <wp:extent cx="6096000" cy="6096000"/>
+            <wp:docPr id="28" name="Picture 28"/>
+            <wp:cNvGraphicFramePr>
+              <a:graphicFrameLocks noChangeAspect="1"/>
+            </wp:cNvGraphicFramePr>
+            <a:graphic>
+              <a:graphicData uri="http://schemas.openxmlformats.org/drawingml/2006/picture">
+                <pic:pic>
+                  <pic:nvPicPr>
+                    <pic:cNvPr id="0" name="image.jpg"/>
+                    <pic:cNvPicPr/>
+                  </pic:nvPicPr>
+                  <pic:blipFill>
+                    <a:blip r:embed="rId67"/>
+                    <a:stretch>
+                      <a:fillRect/>
+                    </a:stretch>
+                  </pic:blipFill>
+                  <pic:spPr>
+                    <a:xfrm>
+                      <a:off x="0" y="0"/>
+                      <a:ext cx="6096000" cy="6096000"/>
+                    </a:xfrm>
+                    <a:prstGeom prst="rect"/>
+                  </pic:spPr>
+                </pic:pic>
+              </a:graphicData>
+            </a:graphic>
+          </wp:inline>
+        </w:drawing>
+      </w:r>
+    </w:p>
+    <w:p>
+      <w:pPr/>
+      <w:r>
+        <w:rPr>
+          <w:lang w:val="hi_IN" w:bidi="hi_IN"/>
+        </w:rPr>
+      </w:r>
+      <w:hyperlink r:id="rId68">
         <w:r>
           <w:rPr>
             <w:lang w:val="hi_IN" w:bidi="hi_IN"/>

--- a/hin/docx/030.content.docx
+++ b/hin/docx/030.content.docx
@@ -190,7 +190,7 @@
         <w:rPr>
           <w:lang w:val="hi_IN" w:bidi="hi_IN"/>
         </w:rPr>
-        <w:t>भठ्ठी</w:t>
+        <w:t>भविष्यवाणी के लिए चाँदी का प्याला</w:t>
       </w:r>
       <w:r>
         <w:rPr>
@@ -226,7 +226,7 @@
       <w:r>
         <w:drawing>
           <wp:inline xmlns:a="http://schemas.openxmlformats.org/drawingml/2006/main" xmlns:pic="http://schemas.openxmlformats.org/drawingml/2006/picture">
-            <wp:extent cx="6096000" cy="8095618"/>
+            <wp:extent cx="6096000" cy="4066032"/>
             <wp:docPr id="1" name="Picture 1"/>
             <wp:cNvGraphicFramePr>
               <a:graphicFrameLocks noChangeAspect="1"/>
@@ -247,7 +247,7 @@
                   <pic:spPr>
                     <a:xfrm>
                       <a:off x="0" y="0"/>
-                      <a:ext cx="6096000" cy="8095618"/>
+                      <a:ext cx="6096000" cy="4066032"/>
                     </a:xfrm>
                     <a:prstGeom prst="rect"/>
                   </pic:spPr>
@@ -304,7 +304,7 @@
         <w:rPr>
           <w:lang w:val="hi_IN" w:bidi="hi_IN"/>
         </w:rPr>
-        <w:t>भठ्ठी</w:t>
+        <w:t>भविष्यवाणी के लिए चाँदी का प्याला</w:t>
       </w:r>
       <w:r>
         <w:rPr>
@@ -340,7 +340,7 @@
       <w:r>
         <w:drawing>
           <wp:inline xmlns:a="http://schemas.openxmlformats.org/drawingml/2006/main" xmlns:pic="http://schemas.openxmlformats.org/drawingml/2006/picture">
-            <wp:extent cx="6096000" cy="8095618"/>
+            <wp:extent cx="6096000" cy="4066032"/>
             <wp:docPr id="2" name="Picture 2"/>
             <wp:cNvGraphicFramePr>
               <a:graphicFrameLocks noChangeAspect="1"/>
@@ -361,7 +361,7 @@
                   <pic:spPr>
                     <a:xfrm>
                       <a:off x="0" y="0"/>
-                      <a:ext cx="6096000" cy="8095618"/>
+                      <a:ext cx="6096000" cy="4066032"/>
                     </a:xfrm>
                     <a:prstGeom prst="rect"/>
                   </pic:spPr>
@@ -418,7 +418,7 @@
         <w:rPr>
           <w:lang w:val="hi_IN" w:bidi="hi_IN"/>
         </w:rPr>
-        <w:t>भठ्ठी</w:t>
+        <w:t>भविष्यवाणी के लिए चाँदी का प्याला</w:t>
       </w:r>
       <w:r>
         <w:rPr>
@@ -454,7 +454,7 @@
       <w:r>
         <w:drawing>
           <wp:inline xmlns:a="http://schemas.openxmlformats.org/drawingml/2006/main" xmlns:pic="http://schemas.openxmlformats.org/drawingml/2006/picture">
-            <wp:extent cx="6096000" cy="8095618"/>
+            <wp:extent cx="6096000" cy="4066032"/>
             <wp:docPr id="3" name="Picture 3"/>
             <wp:cNvGraphicFramePr>
               <a:graphicFrameLocks noChangeAspect="1"/>
@@ -475,7 +475,7 @@
                   <pic:spPr>
                     <a:xfrm>
                       <a:off x="0" y="0"/>
-                      <a:ext cx="6096000" cy="8095618"/>
+                      <a:ext cx="6096000" cy="4066032"/>
                     </a:xfrm>
                     <a:prstGeom prst="rect"/>
                   </pic:spPr>
@@ -532,7 +532,7 @@
         <w:rPr>
           <w:lang w:val="hi_IN" w:bidi="hi_IN"/>
         </w:rPr>
-        <w:t>भविष्यवाणी के लिए चाँदी का प्याला</w:t>
+        <w:t>भीतरी कमरा</w:t>
       </w:r>
       <w:r>
         <w:rPr>
@@ -568,7 +568,7 @@
       <w:r>
         <w:drawing>
           <wp:inline xmlns:a="http://schemas.openxmlformats.org/drawingml/2006/main" xmlns:pic="http://schemas.openxmlformats.org/drawingml/2006/picture">
-            <wp:extent cx="6096000" cy="4066032"/>
+            <wp:extent cx="6096000" cy="4090416"/>
             <wp:docPr id="4" name="Picture 4"/>
             <wp:cNvGraphicFramePr>
               <a:graphicFrameLocks noChangeAspect="1"/>
@@ -589,7 +589,7 @@
                   <pic:spPr>
                     <a:xfrm>
                       <a:off x="0" y="0"/>
-                      <a:ext cx="6096000" cy="4066032"/>
+                      <a:ext cx="6096000" cy="4090416"/>
                     </a:xfrm>
                     <a:prstGeom prst="rect"/>
                   </pic:spPr>
@@ -646,7 +646,7 @@
         <w:rPr>
           <w:lang w:val="hi_IN" w:bidi="hi_IN"/>
         </w:rPr>
-        <w:t>भविष्यवाणी के लिए चाँदी का प्याला</w:t>
+        <w:t>भीतरी कमरा</w:t>
       </w:r>
       <w:r>
         <w:rPr>
@@ -682,7 +682,7 @@
       <w:r>
         <w:drawing>
           <wp:inline xmlns:a="http://schemas.openxmlformats.org/drawingml/2006/main" xmlns:pic="http://schemas.openxmlformats.org/drawingml/2006/picture">
-            <wp:extent cx="6096000" cy="4066032"/>
+            <wp:extent cx="6096000" cy="4090416"/>
             <wp:docPr id="5" name="Picture 5"/>
             <wp:cNvGraphicFramePr>
               <a:graphicFrameLocks noChangeAspect="1"/>
@@ -703,7 +703,7 @@
                   <pic:spPr>
                     <a:xfrm>
                       <a:off x="0" y="0"/>
-                      <a:ext cx="6096000" cy="4066032"/>
+                      <a:ext cx="6096000" cy="4090416"/>
                     </a:xfrm>
                     <a:prstGeom prst="rect"/>
                   </pic:spPr>
@@ -760,7 +760,7 @@
         <w:rPr>
           <w:lang w:val="hi_IN" w:bidi="hi_IN"/>
         </w:rPr>
-        <w:t>भविष्यवाणी के लिए चाँदी का प्याला</w:t>
+        <w:t>भीतरी कमरा</w:t>
       </w:r>
       <w:r>
         <w:rPr>
@@ -796,7 +796,7 @@
       <w:r>
         <w:drawing>
           <wp:inline xmlns:a="http://schemas.openxmlformats.org/drawingml/2006/main" xmlns:pic="http://schemas.openxmlformats.org/drawingml/2006/picture">
-            <wp:extent cx="6096000" cy="4066032"/>
+            <wp:extent cx="6096000" cy="4090416"/>
             <wp:docPr id="6" name="Picture 6"/>
             <wp:cNvGraphicFramePr>
               <a:graphicFrameLocks noChangeAspect="1"/>
@@ -817,7 +817,7 @@
                   <pic:spPr>
                     <a:xfrm>
                       <a:off x="0" y="0"/>
-                      <a:ext cx="6096000" cy="4066032"/>
+                      <a:ext cx="6096000" cy="4090416"/>
                     </a:xfrm>
                     <a:prstGeom prst="rect"/>
                   </pic:spPr>
@@ -874,7 +874,7 @@
         <w:rPr>
           <w:lang w:val="hi_IN" w:bidi="hi_IN"/>
         </w:rPr>
-        <w:t>भीतरी कमरा</w:t>
+        <w:t>भूख से मरती गाय</w:t>
       </w:r>
       <w:r>
         <w:rPr>
@@ -910,7 +910,7 @@
       <w:r>
         <w:drawing>
           <wp:inline xmlns:a="http://schemas.openxmlformats.org/drawingml/2006/main" xmlns:pic="http://schemas.openxmlformats.org/drawingml/2006/picture">
-            <wp:extent cx="6096000" cy="4066032"/>
+            <wp:extent cx="6096000" cy="4565904"/>
             <wp:docPr id="7" name="Picture 7"/>
             <wp:cNvGraphicFramePr>
               <a:graphicFrameLocks noChangeAspect="1"/>
@@ -931,7 +931,7 @@
                   <pic:spPr>
                     <a:xfrm>
                       <a:off x="0" y="0"/>
-                      <a:ext cx="6096000" cy="4066032"/>
+                      <a:ext cx="6096000" cy="4565904"/>
                     </a:xfrm>
                     <a:prstGeom prst="rect"/>
                   </pic:spPr>
@@ -1024,7 +1024,7 @@
       <w:r>
         <w:drawing>
           <wp:inline xmlns:a="http://schemas.openxmlformats.org/drawingml/2006/main" xmlns:pic="http://schemas.openxmlformats.org/drawingml/2006/picture">
-            <wp:extent cx="6096000" cy="4565904"/>
+            <wp:extent cx="6096000" cy="2877312"/>
             <wp:docPr id="8" name="Picture 8"/>
             <wp:cNvGraphicFramePr>
               <a:graphicFrameLocks noChangeAspect="1"/>
@@ -1045,7 +1045,7 @@
                   <pic:spPr>
                     <a:xfrm>
                       <a:off x="0" y="0"/>
-                      <a:ext cx="6096000" cy="4565904"/>
+                      <a:ext cx="6096000" cy="2877312"/>
                     </a:xfrm>
                     <a:prstGeom prst="rect"/>
                   </pic:spPr>
@@ -1102,7 +1102,7 @@
         <w:rPr>
           <w:lang w:val="hi_IN" w:bidi="hi_IN"/>
         </w:rPr>
-        <w:t>भूख से मरती गाय</w:t>
+        <w:t>भूमध्य सागर में मालवाहक जहाज</w:t>
       </w:r>
       <w:r>
         <w:rPr>
@@ -1138,7 +1138,7 @@
       <w:r>
         <w:drawing>
           <wp:inline xmlns:a="http://schemas.openxmlformats.org/drawingml/2006/main" xmlns:pic="http://schemas.openxmlformats.org/drawingml/2006/picture">
-            <wp:extent cx="6096000" cy="2877312"/>
+            <wp:extent cx="6096000" cy="3413760"/>
             <wp:docPr id="9" name="Picture 9"/>
             <wp:cNvGraphicFramePr>
               <a:graphicFrameLocks noChangeAspect="1"/>
@@ -1159,7 +1159,7 @@
                   <pic:spPr>
                     <a:xfrm>
                       <a:off x="0" y="0"/>
-                      <a:ext cx="6096000" cy="2877312"/>
+                      <a:ext cx="6096000" cy="3413760"/>
                     </a:xfrm>
                     <a:prstGeom prst="rect"/>
                   </pic:spPr>
@@ -1252,7 +1252,7 @@
       <w:r>
         <w:drawing>
           <wp:inline xmlns:a="http://schemas.openxmlformats.org/drawingml/2006/main" xmlns:pic="http://schemas.openxmlformats.org/drawingml/2006/picture">
-            <wp:extent cx="6096000" cy="3413760"/>
+            <wp:extent cx="6096000" cy="6457627"/>
             <wp:docPr id="10" name="Picture 10"/>
             <wp:cNvGraphicFramePr>
               <a:graphicFrameLocks noChangeAspect="1"/>
@@ -1273,7 +1273,7 @@
                   <pic:spPr>
                     <a:xfrm>
                       <a:off x="0" y="0"/>
-                      <a:ext cx="6096000" cy="3413760"/>
+                      <a:ext cx="6096000" cy="6457627"/>
                     </a:xfrm>
                     <a:prstGeom prst="rect"/>
                   </pic:spPr>
@@ -1330,7 +1330,7 @@
         <w:rPr>
           <w:lang w:val="hi_IN" w:bidi="hi_IN"/>
         </w:rPr>
-        <w:t>भूमध्य सागर में मालवाहक जहाज</w:t>
+        <w:t>भेड़</w:t>
       </w:r>
       <w:r>
         <w:rPr>
@@ -1366,7 +1366,7 @@
       <w:r>
         <w:drawing>
           <wp:inline xmlns:a="http://schemas.openxmlformats.org/drawingml/2006/main" xmlns:pic="http://schemas.openxmlformats.org/drawingml/2006/picture">
-            <wp:extent cx="6096000" cy="6457627"/>
+            <wp:extent cx="6096000" cy="4066032"/>
             <wp:docPr id="11" name="Picture 11"/>
             <wp:cNvGraphicFramePr>
               <a:graphicFrameLocks noChangeAspect="1"/>
@@ -1387,7 +1387,7 @@
                   <pic:spPr>
                     <a:xfrm>
                       <a:off x="0" y="0"/>
-                      <a:ext cx="6096000" cy="6457627"/>
+                      <a:ext cx="6096000" cy="4066032"/>
                     </a:xfrm>
                     <a:prstGeom prst="rect"/>
                   </pic:spPr>
@@ -1594,7 +1594,7 @@
       <w:r>
         <w:drawing>
           <wp:inline xmlns:a="http://schemas.openxmlformats.org/drawingml/2006/main" xmlns:pic="http://schemas.openxmlformats.org/drawingml/2006/picture">
-            <wp:extent cx="6096000" cy="4066032"/>
+            <wp:extent cx="6096000" cy="4096512"/>
             <wp:docPr id="13" name="Picture 13"/>
             <wp:cNvGraphicFramePr>
               <a:graphicFrameLocks noChangeAspect="1"/>
@@ -1615,7 +1615,7 @@
                   <pic:spPr>
                     <a:xfrm>
                       <a:off x="0" y="0"/>
-                      <a:ext cx="6096000" cy="4066032"/>
+                      <a:ext cx="6096000" cy="4096512"/>
                     </a:xfrm>
                     <a:prstGeom prst="rect"/>
                   </pic:spPr>
@@ -1672,7 +1672,7 @@
         <w:rPr>
           <w:lang w:val="hi_IN" w:bidi="hi_IN"/>
         </w:rPr>
-        <w:t>भेड़</w:t>
+        <w:t>भेड़ और बकरी</w:t>
       </w:r>
       <w:r>
         <w:rPr>
@@ -1708,7 +1708,7 @@
       <w:r>
         <w:drawing>
           <wp:inline xmlns:a="http://schemas.openxmlformats.org/drawingml/2006/main" xmlns:pic="http://schemas.openxmlformats.org/drawingml/2006/picture">
-            <wp:extent cx="6096000" cy="4096512"/>
+            <wp:extent cx="6096000" cy="4572000"/>
             <wp:docPr id="14" name="Picture 14"/>
             <wp:cNvGraphicFramePr>
               <a:graphicFrameLocks noChangeAspect="1"/>
@@ -1729,7 +1729,7 @@
                   <pic:spPr>
                     <a:xfrm>
                       <a:off x="0" y="0"/>
-                      <a:ext cx="6096000" cy="4096512"/>
+                      <a:ext cx="6096000" cy="4572000"/>
                     </a:xfrm>
                     <a:prstGeom prst="rect"/>
                   </pic:spPr>
@@ -1822,7 +1822,7 @@
       <w:r>
         <w:drawing>
           <wp:inline xmlns:a="http://schemas.openxmlformats.org/drawingml/2006/main" xmlns:pic="http://schemas.openxmlformats.org/drawingml/2006/picture">
-            <wp:extent cx="6096000" cy="4572000"/>
+            <wp:extent cx="6096000" cy="4651248"/>
             <wp:docPr id="15" name="Picture 15"/>
             <wp:cNvGraphicFramePr>
               <a:graphicFrameLocks noChangeAspect="1"/>
@@ -1843,7 +1843,7 @@
                   <pic:spPr>
                     <a:xfrm>
                       <a:off x="0" y="0"/>
-                      <a:ext cx="6096000" cy="4572000"/>
+                      <a:ext cx="6096000" cy="4651248"/>
                     </a:xfrm>
                     <a:prstGeom prst="rect"/>
                   </pic:spPr>
@@ -1900,7 +1900,7 @@
         <w:rPr>
           <w:lang w:val="hi_IN" w:bidi="hi_IN"/>
         </w:rPr>
-        <w:t>भेड़ और बकरी</w:t>
+        <w:t>भेड़ और भेड़िया</w:t>
       </w:r>
       <w:r>
         <w:rPr>
@@ -1936,7 +1936,7 @@
       <w:r>
         <w:drawing>
           <wp:inline xmlns:a="http://schemas.openxmlformats.org/drawingml/2006/main" xmlns:pic="http://schemas.openxmlformats.org/drawingml/2006/picture">
-            <wp:extent cx="6096000" cy="4651248"/>
+            <wp:extent cx="6096000" cy="6096000"/>
             <wp:docPr id="16" name="Picture 16"/>
             <wp:cNvGraphicFramePr>
               <a:graphicFrameLocks noChangeAspect="1"/>
@@ -1957,7 +1957,7 @@
                   <pic:spPr>
                     <a:xfrm>
                       <a:off x="0" y="0"/>
-                      <a:ext cx="6096000" cy="4651248"/>
+                      <a:ext cx="6096000" cy="6096000"/>
                     </a:xfrm>
                     <a:prstGeom prst="rect"/>
                   </pic:spPr>
@@ -2242,7 +2242,7 @@
         <w:rPr>
           <w:lang w:val="hi_IN" w:bidi="hi_IN"/>
         </w:rPr>
-        <w:t>भेड़ और भेड़िया</w:t>
+        <w:t>भेड़ और मेम्ना</w:t>
       </w:r>
       <w:r>
         <w:rPr>
@@ -2278,7 +2278,7 @@
       <w:r>
         <w:drawing>
           <wp:inline xmlns:a="http://schemas.openxmlformats.org/drawingml/2006/main" xmlns:pic="http://schemas.openxmlformats.org/drawingml/2006/picture">
-            <wp:extent cx="6096000" cy="6096000"/>
+            <wp:extent cx="6096000" cy="4066032"/>
             <wp:docPr id="19" name="Picture 19"/>
             <wp:cNvGraphicFramePr>
               <a:graphicFrameLocks noChangeAspect="1"/>
@@ -2299,7 +2299,7 @@
                   <pic:spPr>
                     <a:xfrm>
                       <a:off x="0" y="0"/>
-                      <a:ext cx="6096000" cy="6096000"/>
+                      <a:ext cx="6096000" cy="4066032"/>
                     </a:xfrm>
                     <a:prstGeom prst="rect"/>
                   </pic:spPr>
@@ -2584,7 +2584,7 @@
         <w:rPr>
           <w:lang w:val="hi_IN" w:bidi="hi_IN"/>
         </w:rPr>
-        <w:t>भेड़ और मेम्ना</w:t>
+        <w:t>भेड़िया</w:t>
       </w:r>
       <w:r>
         <w:rPr>
@@ -2620,7 +2620,7 @@
       <w:r>
         <w:drawing>
           <wp:inline xmlns:a="http://schemas.openxmlformats.org/drawingml/2006/main" xmlns:pic="http://schemas.openxmlformats.org/drawingml/2006/picture">
-            <wp:extent cx="6096000" cy="4066032"/>
+            <wp:extent cx="6096000" cy="5931408"/>
             <wp:docPr id="22" name="Picture 22"/>
             <wp:cNvGraphicFramePr>
               <a:graphicFrameLocks noChangeAspect="1"/>
@@ -2641,7 +2641,7 @@
                   <pic:spPr>
                     <a:xfrm>
                       <a:off x="0" y="0"/>
-                      <a:ext cx="6096000" cy="4066032"/>
+                      <a:ext cx="6096000" cy="5931408"/>
                     </a:xfrm>
                     <a:prstGeom prst="rect"/>
                   </pic:spPr>
@@ -2698,7 +2698,7 @@
         <w:rPr>
           <w:lang w:val="hi_IN" w:bidi="hi_IN"/>
         </w:rPr>
-        <w:t>भेड़िया</w:t>
+        <w:t>भेड़ों की ऊन कतरने की प्रक्रिया</w:t>
       </w:r>
       <w:r>
         <w:rPr>
@@ -2734,7 +2734,7 @@
       <w:r>
         <w:drawing>
           <wp:inline xmlns:a="http://schemas.openxmlformats.org/drawingml/2006/main" xmlns:pic="http://schemas.openxmlformats.org/drawingml/2006/picture">
-            <wp:extent cx="6096000" cy="5931408"/>
+            <wp:extent cx="6096000" cy="8128000"/>
             <wp:docPr id="23" name="Picture 23"/>
             <wp:cNvGraphicFramePr>
               <a:graphicFrameLocks noChangeAspect="1"/>
@@ -2755,7 +2755,7 @@
                   <pic:spPr>
                     <a:xfrm>
                       <a:off x="0" y="0"/>
-                      <a:ext cx="6096000" cy="5931408"/>
+                      <a:ext cx="6096000" cy="8128000"/>
                     </a:xfrm>
                     <a:prstGeom prst="rect"/>
                   </pic:spPr>
@@ -2848,7 +2848,7 @@
       <w:r>
         <w:drawing>
           <wp:inline xmlns:a="http://schemas.openxmlformats.org/drawingml/2006/main" xmlns:pic="http://schemas.openxmlformats.org/drawingml/2006/picture">
-            <wp:extent cx="6096000" cy="8128000"/>
+            <wp:extent cx="6096000" cy="4572000"/>
             <wp:docPr id="24" name="Picture 24"/>
             <wp:cNvGraphicFramePr>
               <a:graphicFrameLocks noChangeAspect="1"/>
@@ -2869,7 +2869,7 @@
                   <pic:spPr>
                     <a:xfrm>
                       <a:off x="0" y="0"/>
-                      <a:ext cx="6096000" cy="8128000"/>
+                      <a:ext cx="6096000" cy="4572000"/>
                     </a:xfrm>
                     <a:prstGeom prst="rect"/>
                   </pic:spPr>
@@ -3040,7 +3040,7 @@
         <w:rPr>
           <w:lang w:val="hi_IN" w:bidi="hi_IN"/>
         </w:rPr>
-        <w:t>भेड़ों की ऊन कतरने की प्रक्रिया</w:t>
+        <w:t>भोजन करने के लिए मेज</w:t>
       </w:r>
       <w:r>
         <w:rPr>
@@ -3076,7 +3076,7 @@
       <w:r>
         <w:drawing>
           <wp:inline xmlns:a="http://schemas.openxmlformats.org/drawingml/2006/main" xmlns:pic="http://schemas.openxmlformats.org/drawingml/2006/picture">
-            <wp:extent cx="6096000" cy="4572000"/>
+            <wp:extent cx="6096000" cy="6096000"/>
             <wp:docPr id="26" name="Picture 26"/>
             <wp:cNvGraphicFramePr>
               <a:graphicFrameLocks noChangeAspect="1"/>
@@ -3097,7 +3097,7 @@
                   <pic:spPr>
                     <a:xfrm>
                       <a:off x="0" y="0"/>
-                      <a:ext cx="6096000" cy="4572000"/>
+                      <a:ext cx="6096000" cy="6096000"/>
                     </a:xfrm>
                     <a:prstGeom prst="rect"/>
                   </pic:spPr>
@@ -3230,120 +3230,6 @@
         </w:rPr>
       </w:r>
       <w:hyperlink r:id="rId66">
-        <w:r>
-          <w:rPr>
-            <w:lang w:val="hi_IN" w:bidi="hi_IN"/>
-          </w:rPr>
-          <w:rPr>
-            <w:color w:val="0000EE"/>
-            <w:u w:val="single"/>
-          </w:rPr>
-          <w:t>link</w:t>
-        </w:r>
-      </w:hyperlink>
-      <w:r>
-        <w:rPr>
-          <w:lang w:val="hi_IN" w:bidi="hi_IN"/>
-        </w:rPr>
-      </w:r>
-      <w:r>
-        <w:rPr>
-          <w:lang w:val="hi_IN" w:bidi="hi_IN"/>
-        </w:rPr>
-      </w:r>
-    </w:p>
-    <w:p>
-      <w:pPr/>
-      <w:r>
-        <w:rPr>
-          <w:lang w:val="hi_IN" w:bidi="hi_IN"/>
-        </w:rPr>
-      </w:r>
-    </w:p>
-    <w:p>
-      <w:pPr>
-        <w:pStyle w:val="Heading2"/>
-      </w:pPr>
-      <w:r>
-        <w:rPr>
-          <w:lang w:val="hi_IN" w:bidi="hi_IN"/>
-        </w:rPr>
-        <w:t>भोजन करने के लिए मेज</w:t>
-      </w:r>
-      <w:r>
-        <w:rPr>
-          <w:lang w:val="hi_IN" w:bidi="hi_IN"/>
-        </w:rPr>
-      </w:r>
-    </w:p>
-    <w:p>
-      <w:pPr>
-        <w:pStyle w:val="Heading4"/>
-      </w:pPr>
-      <w:r>
-        <w:rPr>
-          <w:lang w:val="hi_IN" w:bidi="hi_IN"/>
-        </w:rPr>
-        <w:t>Image Content</w:t>
-      </w:r>
-      <w:r>
-        <w:rPr>
-          <w:lang w:val="hi_IN" w:bidi="hi_IN"/>
-        </w:rPr>
-      </w:r>
-    </w:p>
-    <w:p>
-      <w:pPr/>
-      <w:r>
-        <w:rPr>
-          <w:lang w:val="hi_IN" w:bidi="hi_IN"/>
-        </w:rPr>
-      </w:r>
-    </w:p>
-    <w:p>
-      <w:r>
-        <w:drawing>
-          <wp:inline xmlns:a="http://schemas.openxmlformats.org/drawingml/2006/main" xmlns:pic="http://schemas.openxmlformats.org/drawingml/2006/picture">
-            <wp:extent cx="6096000" cy="6096000"/>
-            <wp:docPr id="28" name="Picture 28"/>
-            <wp:cNvGraphicFramePr>
-              <a:graphicFrameLocks noChangeAspect="1"/>
-            </wp:cNvGraphicFramePr>
-            <a:graphic>
-              <a:graphicData uri="http://schemas.openxmlformats.org/drawingml/2006/picture">
-                <pic:pic>
-                  <pic:nvPicPr>
-                    <pic:cNvPr id="0" name="image.jpg"/>
-                    <pic:cNvPicPr/>
-                  </pic:nvPicPr>
-                  <pic:blipFill>
-                    <a:blip r:embed="rId67"/>
-                    <a:stretch>
-                      <a:fillRect/>
-                    </a:stretch>
-                  </pic:blipFill>
-                  <pic:spPr>
-                    <a:xfrm>
-                      <a:off x="0" y="0"/>
-                      <a:ext cx="6096000" cy="6096000"/>
-                    </a:xfrm>
-                    <a:prstGeom prst="rect"/>
-                  </pic:spPr>
-                </pic:pic>
-              </a:graphicData>
-            </a:graphic>
-          </wp:inline>
-        </w:drawing>
-      </w:r>
-    </w:p>
-    <w:p>
-      <w:pPr/>
-      <w:r>
-        <w:rPr>
-          <w:lang w:val="hi_IN" w:bidi="hi_IN"/>
-        </w:rPr>
-      </w:r>
-      <w:hyperlink r:id="rId68">
         <w:r>
           <w:rPr>
             <w:lang w:val="hi_IN" w:bidi="hi_IN"/>
